--- a/Shivank_Rajput_ATS_CV.docx
+++ b/Shivank_Rajput_ATS_CV.docx
@@ -2640,7 +2640,7 @@
       </w:pPr>
       <w:r>
         <w:pict w14:anchorId="2D307451">
-          <v:rect id="_x0000_i1039" style="width:0;height:1.5pt" o:hralign="center" o:hrstd="t" o:hr="t" fillcolor="#a0a0a0" stroked="f"/>
+          <v:rect id="_x0000_i1027" style="width:0;height:1.5pt" o:hralign="center" o:hrstd="t" o:hr="t" fillcolor="#a0a0a0" stroked="f"/>
         </w:pict>
       </w:r>
     </w:p>
@@ -2735,7 +2735,7 @@
       </w:pPr>
       <w:r>
         <w:pict w14:anchorId="36EB223D">
-          <v:rect id="_x0000_i1040" style="width:0;height:1.5pt" o:hralign="center" o:hrstd="t" o:hr="t" fillcolor="#a0a0a0" stroked="f"/>
+          <v:rect id="_x0000_i1028" style="width:0;height:1.5pt" o:hralign="center" o:hrstd="t" o:hr="t" fillcolor="#a0a0a0" stroked="f"/>
         </w:pict>
       </w:r>
     </w:p>
@@ -2809,6 +2809,694 @@
           <w:iCs/>
         </w:rPr>
         <w:t>. On the business side, I translate that data into Power BI dashboards and executive Board Decks that drive decisions. My work has historically improved inventory efficiency by 15% and cut manual reporting times drastically. I’m really passionate about using tools like Python, Power Automate, and Power BI to replace manual chaos with clean, automated workflows."</w:t>
+      </w:r>
+    </w:p>
+    <w:p>
+      <w:pPr>
+        <w:rPr>
+          <w:b/>
+          <w:bCs/>
+        </w:rPr>
+      </w:pPr>
+      <w:r>
+        <w:rPr>
+          <w:b/>
+          <w:bCs/>
+        </w:rPr>
+        <w:t>1. Where do you see yourself in the next 5 years?</w:t>
+      </w:r>
+    </w:p>
+    <w:p>
+      <w:proofErr w:type="gramStart"/>
+      <w:r>
+        <w:rPr>
+          <w:b/>
+          <w:bCs/>
+        </w:rPr>
+        <w:t>The Strategy</w:t>
+      </w:r>
+      <w:proofErr w:type="gramEnd"/>
+      <w:r>
+        <w:rPr>
+          <w:b/>
+          <w:bCs/>
+        </w:rPr>
+        <w:t>:</w:t>
+      </w:r>
+      <w:r>
+        <w:t xml:space="preserve"> Show that you want to move from executing data architecture to leading enterprise-wide business strategy. You want to own the P&amp;L impact of data.</w:t>
+      </w:r>
+    </w:p>
+    <w:p>
+      <w:r>
+        <w:rPr>
+          <w:b/>
+          <w:bCs/>
+        </w:rPr>
+        <w:t>Your Answer:</w:t>
+      </w:r>
+    </w:p>
+    <w:p>
+      <w:r>
+        <w:t xml:space="preserve">"In the next five years, I see myself stepping into a Director of Analytics or Head of Data Strategy role. Right now, my core strength is moving from 'zero to one'—taking fragmented operations, like I did with Amazon and Walmart data, and architecting centralized portals like </w:t>
+      </w:r>
+      <w:proofErr w:type="spellStart"/>
+      <w:r>
+        <w:t>Datahive</w:t>
+      </w:r>
+      <w:proofErr w:type="spellEnd"/>
+      <w:r>
+        <w:t xml:space="preserve"> and automated ETL pipelines.</w:t>
+      </w:r>
+    </w:p>
+    <w:p>
+      <w:r>
+        <w:t>In five years, I want to be leading a larger, cross-functional department that dictates how a business scales using advanced analytics. I want to sit at the executive table, not just to report on the business metrics, but to actively shape the company's P&amp;L and market strategy through the data products my team builds."</w:t>
+      </w:r>
+    </w:p>
+    <w:p>
+      <w:pPr>
+        <w:rPr>
+          <w:b/>
+          <w:bCs/>
+        </w:rPr>
+      </w:pPr>
+      <w:r>
+        <w:rPr>
+          <w:b/>
+          <w:bCs/>
+        </w:rPr>
+        <w:t>2. What are your goals?</w:t>
+      </w:r>
+    </w:p>
+    <w:p>
+      <w:r>
+        <w:rPr>
+          <w:b/>
+          <w:bCs/>
+        </w:rPr>
+        <w:t>The Strategy:</w:t>
+      </w:r>
+      <w:r>
+        <w:t xml:space="preserve"> Split this into short-term (immediate operational impact) and long-term (leadership and business bridging).</w:t>
+      </w:r>
+    </w:p>
+    <w:p>
+      <w:r>
+        <w:rPr>
+          <w:b/>
+          <w:bCs/>
+        </w:rPr>
+        <w:t>Your Answer:</w:t>
+      </w:r>
+    </w:p>
+    <w:p>
+      <w:r>
+        <w:t>"I break my goals down into two phases.</w:t>
+      </w:r>
+    </w:p>
+    <w:p>
+      <w:r>
+        <w:rPr>
+          <w:b/>
+          <w:bCs/>
+        </w:rPr>
+        <w:lastRenderedPageBreak/>
+        <w:t>My short-term goal</w:t>
+      </w:r>
+      <w:r>
+        <w:t xml:space="preserve"> is to integrate into a forward-thinking company where I can immediately identify operational bottlenecks. Just like I reduced manual reporting time by 90% using Python and Power Automate in my current role, I want to quickly deploy solutions that save time and reduce costs for the business right out of the gate.</w:t>
+      </w:r>
+    </w:p>
+    <w:p>
+      <w:r>
+        <w:rPr>
+          <w:b/>
+          <w:bCs/>
+        </w:rPr>
+        <w:t>My long-term goal</w:t>
+      </w:r>
+      <w:r>
+        <w:t xml:space="preserve"> is to become the ultimate 'translator' between technical data engineering and the boardroom. Too often, there is a disconnect between complex data architecture and what the CXOs </w:t>
+      </w:r>
+      <w:proofErr w:type="gramStart"/>
+      <w:r>
+        <w:t>actually need</w:t>
+      </w:r>
+      <w:proofErr w:type="gramEnd"/>
+      <w:r>
+        <w:t xml:space="preserve">. My goal is to build an analytics culture where data is </w:t>
+      </w:r>
+      <w:proofErr w:type="gramStart"/>
+      <w:r>
+        <w:t>democratized—</w:t>
+      </w:r>
+      <w:proofErr w:type="gramEnd"/>
+      <w:r>
+        <w:t>creating intuitive, beautifully designed portals (using my background in UI/Figma) so that non-technical leaders can make multi-</w:t>
+      </w:r>
+      <w:proofErr w:type="gramStart"/>
+      <w:r>
+        <w:t>million dollar</w:t>
+      </w:r>
+      <w:proofErr w:type="gramEnd"/>
+      <w:r>
+        <w:t xml:space="preserve"> decisions with confidence."</w:t>
+      </w:r>
+    </w:p>
+    <w:p>
+      <w:pPr>
+        <w:rPr>
+          <w:b/>
+          <w:bCs/>
+        </w:rPr>
+      </w:pPr>
+      <w:r>
+        <w:rPr>
+          <w:b/>
+          <w:bCs/>
+        </w:rPr>
+        <w:t>3. Why do you want to switch?</w:t>
+      </w:r>
+    </w:p>
+    <w:p>
+      <w:r>
+        <w:rPr>
+          <w:b/>
+          <w:bCs/>
+        </w:rPr>
+        <w:t>The Strategy:</w:t>
+      </w:r>
+      <w:r>
+        <w:t xml:space="preserve"> Never speak negatively about your current employer. Frame the switch as a desire for </w:t>
+      </w:r>
+      <w:r>
+        <w:rPr>
+          <w:b/>
+          <w:bCs/>
+        </w:rPr>
+        <w:t>greater scale</w:t>
+      </w:r>
+      <w:r>
+        <w:t xml:space="preserve">, </w:t>
+      </w:r>
+      <w:r>
+        <w:rPr>
+          <w:b/>
+          <w:bCs/>
+        </w:rPr>
+        <w:t>higher data maturity</w:t>
+      </w:r>
+      <w:r>
+        <w:t xml:space="preserve">, and </w:t>
+      </w:r>
+      <w:r>
+        <w:rPr>
+          <w:b/>
+          <w:bCs/>
+        </w:rPr>
+        <w:t>new business complexities</w:t>
+      </w:r>
+      <w:r>
+        <w:t xml:space="preserve"> after having successfully accomplished your mission at your current company.</w:t>
+      </w:r>
+    </w:p>
+    <w:p>
+      <w:r>
+        <w:rPr>
+          <w:b/>
+          <w:bCs/>
+        </w:rPr>
+        <w:t>Your Answer:</w:t>
+      </w:r>
+    </w:p>
+    <w:p>
+      <w:r>
+        <w:t>"I’ve had a phenomenal run at my current organization. When I look back, I’m incredibly proud of the infrastructure I’ve built—from taking fragmented Excel sheets and architecting our centralized '</w:t>
+      </w:r>
+      <w:proofErr w:type="spellStart"/>
+      <w:r>
+        <w:t>Datahive</w:t>
+      </w:r>
+      <w:proofErr w:type="spellEnd"/>
+      <w:r>
+        <w:t>' portal, to automating our E-commerce pipelines and designing the monthly Board Decks for our CXOs. I essentially built their modern operational intelligence from the ground up.</w:t>
+      </w:r>
+    </w:p>
+    <w:p>
+      <w:r>
+        <w:t>However, because that 'zero-to-one' infrastructure is now successfully in place and running smoothly, I am looking for a new challenge. I want to join an organization with a larger scale, larger datasets, and more complex business problems. I am ready to take my blueprint for operational automation and apply it to a company where I can drive an even larger financial and strategic impact."</w:t>
+      </w:r>
+    </w:p>
+    <w:p>
+      <w:r>
+        <w:pict w14:anchorId="7B2EB489">
+          <v:rect id="_x0000_i1045" style="width:0;height:1.5pt" o:hralign="center" o:hrstd="t" o:hr="t" fillcolor="#a0a0a0" stroked="f"/>
+        </w:pict>
+      </w:r>
+    </w:p>
+    <w:p>
+      <w:pPr>
+        <w:rPr>
+          <w:b/>
+          <w:bCs/>
+        </w:rPr>
+      </w:pPr>
+      <w:r>
+        <w:rPr>
+          <w:b/>
+          <w:bCs/>
+        </w:rPr>
+        <w:t>Bonus: Similar "Business-Centric" Questions to Prepare For</w:t>
+      </w:r>
+    </w:p>
+    <w:p>
+      <w:r>
+        <w:rPr>
+          <w:b/>
+          <w:bCs/>
+        </w:rPr>
+        <w:t>Question A: "How do you ensure your data projects actually drive business value?"</w:t>
+      </w:r>
+    </w:p>
+    <w:p>
+      <w:pPr>
+        <w:numPr>
+          <w:ilvl w:val="0"/>
+          <w:numId w:val="27"/>
+        </w:numPr>
+      </w:pPr>
+      <w:r>
+        <w:rPr>
+          <w:b/>
+          <w:bCs/>
+        </w:rPr>
+        <w:t>Your Answer:</w:t>
+      </w:r>
+      <w:r>
+        <w:t xml:space="preserve"> "I always start with the business problem, not the code. Before I write a single line of Python or open Power BI, I sit down with the stakeholders to understand the operational bottleneck. For example, before I built our automated Demand Planner workflow, I didn't ask 'What data do you want?'. I asked, 'Why are we experiencing a 15% defect rate in inventory?' Once I know the core business KPI we are trying to fix, I engineer the data portal backward from that goal."</w:t>
+      </w:r>
+    </w:p>
+    <w:p>
+      <w:r>
+        <w:rPr>
+          <w:b/>
+          <w:bCs/>
+        </w:rPr>
+        <w:t>Question B: "Tell me about a time you had to explain complex technical data to a non-technical stakeholder (like a CEO)."</w:t>
+      </w:r>
+    </w:p>
+    <w:p>
+      <w:pPr>
+        <w:numPr>
+          <w:ilvl w:val="0"/>
+          <w:numId w:val="28"/>
+        </w:numPr>
+      </w:pPr>
+      <w:r>
+        <w:rPr>
+          <w:b/>
+          <w:bCs/>
+        </w:rPr>
+        <w:t>Your Answer:</w:t>
+      </w:r>
+      <w:r>
+        <w:t xml:space="preserve"> "This is actually one of my core strengths, which is why I manage the CXO Board Decks. Executives don't want to see raw SQL queries or complex ETL </w:t>
+      </w:r>
+      <w:r>
+        <w:lastRenderedPageBreak/>
+        <w:t>flowcharts; they want to see the bottom line. I use design tools like Figma and Canva to prototype dashboards before I build them. I strip away the noise and focus purely on the narrative: 'Here is what is happening, here is why it happened, and here is the strategic action we need to take.' It’s all about data storytelling."</w:t>
+      </w:r>
+    </w:p>
+    <w:p>
+      <w:r>
+        <w:rPr>
+          <w:b/>
+          <w:bCs/>
+        </w:rPr>
+        <w:t>Question C: "What is your biggest professional achievement?"</w:t>
+      </w:r>
+    </w:p>
+    <w:p>
+      <w:pPr>
+        <w:numPr>
+          <w:ilvl w:val="0"/>
+          <w:numId w:val="29"/>
+        </w:numPr>
+      </w:pPr>
+      <w:r>
+        <w:rPr>
+          <w:b/>
+          <w:bCs/>
+        </w:rPr>
+        <w:t>Your Answer:</w:t>
+      </w:r>
+      <w:r>
+        <w:t xml:space="preserve"> "While I'm proud of boosting sales conversions by 25% through data mining, my biggest achievement is architecting the </w:t>
+      </w:r>
+      <w:proofErr w:type="spellStart"/>
+      <w:r>
+        <w:rPr>
+          <w:b/>
+          <w:bCs/>
+        </w:rPr>
+        <w:t>Datahive</w:t>
+      </w:r>
+      <w:proofErr w:type="spellEnd"/>
+      <w:r>
+        <w:t xml:space="preserve"> portal combined with our Power Automate workflows. It wasn't just a dashboard; it was a cultural shift for the company. I took teams that were manually downloading Amazon and Walmart files for 4 hours a day, built a Python script to do it in 15 minutes, and centralized it all into one secure Azure environment. I essentially gave the company its time back so they could focus on strategy instead of data entry."</w:t>
+      </w:r>
+    </w:p>
+    <w:p>
+      <w:pPr>
+        <w:rPr>
+          <w:b/>
+          <w:bCs/>
+        </w:rPr>
+      </w:pPr>
+      <w:r>
+        <w:rPr>
+          <w:b/>
+          <w:bCs/>
+        </w:rPr>
+        <w:t>Long term career aspiration</w:t>
+      </w:r>
+    </w:p>
+    <w:p>
+      <w:r>
+        <w:t>My long-term career goal is to grow into a leadership role where I can shape data strategy and lead high-impact analytics teams. I want to go beyond reporting—building systems that solve real business problems using data, automation, and AI. I see myself mentoring teams, driving innovation, and helping businesses make smarter and faster decisions through scalable data solutions.</w:t>
+      </w:r>
+    </w:p>
+    <w:p>
+      <w:pPr>
+        <w:rPr>
+          <w:b/>
+          <w:bCs/>
+        </w:rPr>
+      </w:pPr>
+      <w:r>
+        <w:rPr>
+          <w:b/>
+          <w:bCs/>
+        </w:rPr>
+        <w:t xml:space="preserve">3 Areas </w:t>
+      </w:r>
+      <w:proofErr w:type="gramStart"/>
+      <w:r>
+        <w:rPr>
+          <w:b/>
+          <w:bCs/>
+        </w:rPr>
+        <w:t xml:space="preserve">that </w:t>
+      </w:r>
+      <w:proofErr w:type="spellStart"/>
+      <w:r>
+        <w:rPr>
+          <w:b/>
+          <w:bCs/>
+        </w:rPr>
+        <w:t>i</w:t>
+      </w:r>
+      <w:proofErr w:type="spellEnd"/>
+      <w:proofErr w:type="gramEnd"/>
+      <w:r>
+        <w:rPr>
+          <w:b/>
+          <w:bCs/>
+        </w:rPr>
+        <w:t xml:space="preserve"> consider my Strength</w:t>
+      </w:r>
+    </w:p>
+    <w:p>
+      <w:pPr>
+        <w:numPr>
+          <w:ilvl w:val="0"/>
+          <w:numId w:val="30"/>
+        </w:numPr>
+      </w:pPr>
+      <w:r>
+        <w:rPr>
+          <w:b/>
+          <w:bCs/>
+        </w:rPr>
+        <w:t>Problem Solving:</w:t>
+      </w:r>
+      <w:r>
+        <w:t xml:space="preserve"> I enjoy breaking down complex business problems and translating them into data-driven solutions.</w:t>
+      </w:r>
+    </w:p>
+    <w:p>
+      <w:pPr>
+        <w:numPr>
+          <w:ilvl w:val="0"/>
+          <w:numId w:val="30"/>
+        </w:numPr>
+      </w:pPr>
+      <w:r>
+        <w:rPr>
+          <w:b/>
+          <w:bCs/>
+        </w:rPr>
+        <w:t>Data Visualization:</w:t>
+      </w:r>
+      <w:r>
+        <w:t xml:space="preserve"> I have a strong ability to turn raw data into impactful dashboards and stories that highlight key insights.</w:t>
+      </w:r>
+    </w:p>
+    <w:p>
+      <w:pPr>
+        <w:numPr>
+          <w:ilvl w:val="0"/>
+          <w:numId w:val="30"/>
+        </w:numPr>
+      </w:pPr>
+      <w:r>
+        <w:rPr>
+          <w:b/>
+          <w:bCs/>
+        </w:rPr>
+        <w:t>Collaboration:</w:t>
+      </w:r>
+      <w:r>
+        <w:t xml:space="preserve"> I work well with cross-functional teams and stakeholders, ensuring alignment and smooth execution on data projects.</w:t>
+      </w:r>
+    </w:p>
+    <w:p>
+      <w:pPr>
+        <w:rPr>
+          <w:b/>
+          <w:bCs/>
+        </w:rPr>
+      </w:pPr>
+      <w:r>
+        <w:rPr>
+          <w:b/>
+          <w:bCs/>
+        </w:rPr>
+        <w:t>3 Areas to improve</w:t>
+      </w:r>
+    </w:p>
+    <w:p>
+      <w:pPr>
+        <w:numPr>
+          <w:ilvl w:val="0"/>
+          <w:numId w:val="31"/>
+        </w:numPr>
+      </w:pPr>
+      <w:r>
+        <w:rPr>
+          <w:b/>
+          <w:bCs/>
+        </w:rPr>
+        <w:t>Advanced Machine Learning:</w:t>
+      </w:r>
+      <w:r>
+        <w:t xml:space="preserve"> While I’ve used basic ML models, I’d like to deepen my understanding and application of more complex algorithms.</w:t>
+      </w:r>
+    </w:p>
+    <w:p>
+      <w:pPr>
+        <w:numPr>
+          <w:ilvl w:val="0"/>
+          <w:numId w:val="31"/>
+        </w:numPr>
+      </w:pPr>
+      <w:r>
+        <w:rPr>
+          <w:b/>
+          <w:bCs/>
+        </w:rPr>
+        <w:t>Cloud Architecture:</w:t>
+      </w:r>
+      <w:r>
+        <w:t xml:space="preserve"> I’ve worked with cloud tools but want to strengthen my skills in end-to-end cloud-based data pipelines.</w:t>
+      </w:r>
+    </w:p>
+    <w:p>
+      <w:pPr>
+        <w:numPr>
+          <w:ilvl w:val="0"/>
+          <w:numId w:val="31"/>
+        </w:numPr>
+      </w:pPr>
+      <w:r>
+        <w:rPr>
+          <w:b/>
+          <w:bCs/>
+        </w:rPr>
+        <w:t>UI/UX for Dashboards:</w:t>
+      </w:r>
+      <w:r>
+        <w:t xml:space="preserve"> I can build functional dashboards, but I’m aiming to improve the visual storytelling aspect to make insights more intuitive for business users.</w:t>
+      </w:r>
+    </w:p>
+    <w:p>
+      <w:pPr>
+        <w:rPr>
+          <w:b/>
+          <w:bCs/>
+        </w:rPr>
+      </w:pPr>
+      <w:proofErr w:type="gramStart"/>
+      <w:r>
+        <w:rPr>
+          <w:b/>
+          <w:bCs/>
+        </w:rPr>
+        <w:t>List</w:t>
+      </w:r>
+      <w:proofErr w:type="gramEnd"/>
+      <w:r>
+        <w:rPr>
+          <w:b/>
+          <w:bCs/>
+        </w:rPr>
+        <w:t xml:space="preserve"> at least 3 things you've learnt about life</w:t>
+      </w:r>
+    </w:p>
+    <w:p>
+      <w:pPr>
+        <w:numPr>
+          <w:ilvl w:val="0"/>
+          <w:numId w:val="32"/>
+        </w:numPr>
+      </w:pPr>
+      <w:r>
+        <w:rPr>
+          <w:b/>
+          <w:bCs/>
+        </w:rPr>
+        <w:t>Consistency beats intensity</w:t>
+      </w:r>
+      <w:r>
+        <w:t xml:space="preserve"> – Small, steady efforts over time often lead to bigger results than occasional bursts of hard work.</w:t>
+      </w:r>
+    </w:p>
+    <w:p>
+      <w:pPr>
+        <w:numPr>
+          <w:ilvl w:val="0"/>
+          <w:numId w:val="32"/>
+        </w:numPr>
+      </w:pPr>
+      <w:r>
+        <w:rPr>
+          <w:b/>
+          <w:bCs/>
+        </w:rPr>
+        <w:lastRenderedPageBreak/>
+        <w:t>Change is the only constant</w:t>
+      </w:r>
+      <w:r>
+        <w:t xml:space="preserve"> – Whether in career or personal life, adapting to change with a learning mindset is key to growth.</w:t>
+      </w:r>
+    </w:p>
+    <w:p>
+      <w:pPr>
+        <w:numPr>
+          <w:ilvl w:val="0"/>
+          <w:numId w:val="32"/>
+        </w:numPr>
+      </w:pPr>
+      <w:r>
+        <w:rPr>
+          <w:b/>
+          <w:bCs/>
+        </w:rPr>
+        <w:t>Relationships matter</w:t>
+      </w:r>
+      <w:r>
+        <w:t xml:space="preserve"> – The people you work with and surround yourself with can deeply influence your motivation, mindset, and success.</w:t>
+      </w:r>
+    </w:p>
+    <w:p>
+      <w:pPr>
+        <w:rPr>
+          <w:b/>
+          <w:bCs/>
+        </w:rPr>
+      </w:pPr>
+      <w:r>
+        <w:rPr>
+          <w:b/>
+          <w:bCs/>
+        </w:rPr>
+        <w:t>Values</w:t>
+      </w:r>
+    </w:p>
+    <w:p>
+      <w:pPr>
+        <w:numPr>
+          <w:ilvl w:val="0"/>
+          <w:numId w:val="33"/>
+        </w:numPr>
+      </w:pPr>
+      <w:r>
+        <w:t>Curiosity &amp; Innovation (Openness to Experience) - value learning, exploring new ideas, and staying updated with trends. You're not afraid to try new tools or approaches</w:t>
+      </w:r>
+    </w:p>
+    <w:p>
+      <w:pPr>
+        <w:numPr>
+          <w:ilvl w:val="0"/>
+          <w:numId w:val="33"/>
+        </w:numPr>
+      </w:pPr>
+      <w:r>
+        <w:t>Responsibility &amp; Accountability - highly organized, reliable, and goal-driven</w:t>
+      </w:r>
+    </w:p>
+    <w:p>
+      <w:pPr>
+        <w:numPr>
+          <w:ilvl w:val="0"/>
+          <w:numId w:val="33"/>
+        </w:numPr>
+      </w:pPr>
+      <w:r>
+        <w:t>Collaboration &amp; Communication- enjoy working with others, sharing ideas, and uplifting team energy.</w:t>
+      </w:r>
+    </w:p>
+    <w:p>
+      <w:pPr>
+        <w:numPr>
+          <w:ilvl w:val="0"/>
+          <w:numId w:val="33"/>
+        </w:numPr>
+      </w:pPr>
+      <w:r>
+        <w:t>Empathy &amp; Integrity- value ethical decision-making, building trust with colleagues, and understanding others' perspectives</w:t>
+      </w:r>
+    </w:p>
+    <w:p>
+      <w:pPr>
+        <w:numPr>
+          <w:ilvl w:val="0"/>
+          <w:numId w:val="33"/>
+        </w:numPr>
+      </w:pPr>
+      <w:r>
+        <w:t>Adaptability &amp; Growth- flexible when situations change, and you adapt quickly, especially in dynamic environments</w:t>
       </w:r>
     </w:p>
     <w:p/>
@@ -3145,6 +3833,155 @@
     </w:lvl>
   </w:abstractNum>
   <w:abstractNum w:abstractNumId="10" w15:restartNumberingAfterBreak="0">
+    <w:nsid w:val="02D00EA5"/>
+    <w:multiLevelType w:val="multilevel"/>
+    <w:tmpl w:val="27A407EC"/>
+    <w:lvl w:ilvl="0">
+      <w:start w:val="1"/>
+      <w:numFmt w:val="bullet"/>
+      <w:lvlText w:val=""/>
+      <w:lvlJc w:val="left"/>
+      <w:pPr>
+        <w:tabs>
+          <w:tab w:val="num" w:pos="720"/>
+        </w:tabs>
+        <w:ind w:left="720" w:hanging="360"/>
+      </w:pPr>
+      <w:rPr>
+        <w:rFonts w:ascii="Symbol" w:hAnsi="Symbol" w:hint="default"/>
+        <w:sz w:val="20"/>
+      </w:rPr>
+    </w:lvl>
+    <w:lvl w:ilvl="1" w:tentative="1">
+      <w:start w:val="1"/>
+      <w:numFmt w:val="bullet"/>
+      <w:lvlText w:val="o"/>
+      <w:lvlJc w:val="left"/>
+      <w:pPr>
+        <w:tabs>
+          <w:tab w:val="num" w:pos="1440"/>
+        </w:tabs>
+        <w:ind w:left="1440" w:hanging="360"/>
+      </w:pPr>
+      <w:rPr>
+        <w:rFonts w:ascii="Courier New" w:hAnsi="Courier New" w:hint="default"/>
+        <w:sz w:val="20"/>
+      </w:rPr>
+    </w:lvl>
+    <w:lvl w:ilvl="2" w:tentative="1">
+      <w:start w:val="1"/>
+      <w:numFmt w:val="bullet"/>
+      <w:lvlText w:val=""/>
+      <w:lvlJc w:val="left"/>
+      <w:pPr>
+        <w:tabs>
+          <w:tab w:val="num" w:pos="2160"/>
+        </w:tabs>
+        <w:ind w:left="2160" w:hanging="360"/>
+      </w:pPr>
+      <w:rPr>
+        <w:rFonts w:ascii="Wingdings" w:hAnsi="Wingdings" w:hint="default"/>
+        <w:sz w:val="20"/>
+      </w:rPr>
+    </w:lvl>
+    <w:lvl w:ilvl="3" w:tentative="1">
+      <w:start w:val="1"/>
+      <w:numFmt w:val="bullet"/>
+      <w:lvlText w:val=""/>
+      <w:lvlJc w:val="left"/>
+      <w:pPr>
+        <w:tabs>
+          <w:tab w:val="num" w:pos="2880"/>
+        </w:tabs>
+        <w:ind w:left="2880" w:hanging="360"/>
+      </w:pPr>
+      <w:rPr>
+        <w:rFonts w:ascii="Wingdings" w:hAnsi="Wingdings" w:hint="default"/>
+        <w:sz w:val="20"/>
+      </w:rPr>
+    </w:lvl>
+    <w:lvl w:ilvl="4" w:tentative="1">
+      <w:start w:val="1"/>
+      <w:numFmt w:val="bullet"/>
+      <w:lvlText w:val=""/>
+      <w:lvlJc w:val="left"/>
+      <w:pPr>
+        <w:tabs>
+          <w:tab w:val="num" w:pos="3600"/>
+        </w:tabs>
+        <w:ind w:left="3600" w:hanging="360"/>
+      </w:pPr>
+      <w:rPr>
+        <w:rFonts w:ascii="Wingdings" w:hAnsi="Wingdings" w:hint="default"/>
+        <w:sz w:val="20"/>
+      </w:rPr>
+    </w:lvl>
+    <w:lvl w:ilvl="5" w:tentative="1">
+      <w:start w:val="1"/>
+      <w:numFmt w:val="bullet"/>
+      <w:lvlText w:val=""/>
+      <w:lvlJc w:val="left"/>
+      <w:pPr>
+        <w:tabs>
+          <w:tab w:val="num" w:pos="4320"/>
+        </w:tabs>
+        <w:ind w:left="4320" w:hanging="360"/>
+      </w:pPr>
+      <w:rPr>
+        <w:rFonts w:ascii="Wingdings" w:hAnsi="Wingdings" w:hint="default"/>
+        <w:sz w:val="20"/>
+      </w:rPr>
+    </w:lvl>
+    <w:lvl w:ilvl="6" w:tentative="1">
+      <w:start w:val="1"/>
+      <w:numFmt w:val="bullet"/>
+      <w:lvlText w:val=""/>
+      <w:lvlJc w:val="left"/>
+      <w:pPr>
+        <w:tabs>
+          <w:tab w:val="num" w:pos="5040"/>
+        </w:tabs>
+        <w:ind w:left="5040" w:hanging="360"/>
+      </w:pPr>
+      <w:rPr>
+        <w:rFonts w:ascii="Wingdings" w:hAnsi="Wingdings" w:hint="default"/>
+        <w:sz w:val="20"/>
+      </w:rPr>
+    </w:lvl>
+    <w:lvl w:ilvl="7" w:tentative="1">
+      <w:start w:val="1"/>
+      <w:numFmt w:val="bullet"/>
+      <w:lvlText w:val=""/>
+      <w:lvlJc w:val="left"/>
+      <w:pPr>
+        <w:tabs>
+          <w:tab w:val="num" w:pos="5760"/>
+        </w:tabs>
+        <w:ind w:left="5760" w:hanging="360"/>
+      </w:pPr>
+      <w:rPr>
+        <w:rFonts w:ascii="Wingdings" w:hAnsi="Wingdings" w:hint="default"/>
+        <w:sz w:val="20"/>
+      </w:rPr>
+    </w:lvl>
+    <w:lvl w:ilvl="8" w:tentative="1">
+      <w:start w:val="1"/>
+      <w:numFmt w:val="bullet"/>
+      <w:lvlText w:val=""/>
+      <w:lvlJc w:val="left"/>
+      <w:pPr>
+        <w:tabs>
+          <w:tab w:val="num" w:pos="6480"/>
+        </w:tabs>
+        <w:ind w:left="6480" w:hanging="360"/>
+      </w:pPr>
+      <w:rPr>
+        <w:rFonts w:ascii="Wingdings" w:hAnsi="Wingdings" w:hint="default"/>
+        <w:sz w:val="20"/>
+      </w:rPr>
+    </w:lvl>
+  </w:abstractNum>
+  <w:abstractNum w:abstractNumId="11" w15:restartNumberingAfterBreak="0">
     <w:nsid w:val="038A6E76"/>
     <w:multiLevelType w:val="multilevel"/>
     <w:tmpl w:val="FEEA1C46"/>
@@ -3293,7 +4130,7 @@
       </w:rPr>
     </w:lvl>
   </w:abstractNum>
-  <w:abstractNum w:abstractNumId="11" w15:restartNumberingAfterBreak="0">
+  <w:abstractNum w:abstractNumId="12" w15:restartNumberingAfterBreak="0">
     <w:nsid w:val="08E911E5"/>
     <w:multiLevelType w:val="multilevel"/>
     <w:tmpl w:val="6DD04F66"/>
@@ -3442,7 +4279,7 @@
       </w:rPr>
     </w:lvl>
   </w:abstractNum>
-  <w:abstractNum w:abstractNumId="12" w15:restartNumberingAfterBreak="0">
+  <w:abstractNum w:abstractNumId="13" w15:restartNumberingAfterBreak="0">
     <w:nsid w:val="0B7D7D16"/>
     <w:multiLevelType w:val="hybridMultilevel"/>
     <w:tmpl w:val="F8E8981C"/>
@@ -3555,7 +4392,7 @@
       </w:rPr>
     </w:lvl>
   </w:abstractNum>
-  <w:abstractNum w:abstractNumId="13" w15:restartNumberingAfterBreak="0">
+  <w:abstractNum w:abstractNumId="14" w15:restartNumberingAfterBreak="0">
     <w:nsid w:val="0D9719B7"/>
     <w:multiLevelType w:val="multilevel"/>
     <w:tmpl w:val="91D2901E"/>
@@ -3668,7 +4505,7 @@
       </w:pPr>
     </w:lvl>
   </w:abstractNum>
-  <w:abstractNum w:abstractNumId="14" w15:restartNumberingAfterBreak="0">
+  <w:abstractNum w:abstractNumId="15" w15:restartNumberingAfterBreak="0">
     <w:nsid w:val="0DD72B67"/>
     <w:multiLevelType w:val="multilevel"/>
     <w:tmpl w:val="96107922"/>
@@ -3817,7 +4654,7 @@
       </w:rPr>
     </w:lvl>
   </w:abstractNum>
-  <w:abstractNum w:abstractNumId="15" w15:restartNumberingAfterBreak="0">
+  <w:abstractNum w:abstractNumId="16" w15:restartNumberingAfterBreak="0">
     <w:nsid w:val="0DFF3368"/>
     <w:multiLevelType w:val="multilevel"/>
     <w:tmpl w:val="C4E40B7C"/>
@@ -3966,7 +4803,7 @@
       </w:rPr>
     </w:lvl>
   </w:abstractNum>
-  <w:abstractNum w:abstractNumId="16" w15:restartNumberingAfterBreak="0">
+  <w:abstractNum w:abstractNumId="17" w15:restartNumberingAfterBreak="0">
     <w:nsid w:val="18B46C7B"/>
     <w:multiLevelType w:val="multilevel"/>
     <w:tmpl w:val="EA043AD6"/>
@@ -4115,7 +4952,156 @@
       </w:rPr>
     </w:lvl>
   </w:abstractNum>
-  <w:abstractNum w:abstractNumId="17" w15:restartNumberingAfterBreak="0">
+  <w:abstractNum w:abstractNumId="18" w15:restartNumberingAfterBreak="0">
+    <w:nsid w:val="19F05289"/>
+    <w:multiLevelType w:val="multilevel"/>
+    <w:tmpl w:val="22D6AE0E"/>
+    <w:lvl w:ilvl="0">
+      <w:start w:val="1"/>
+      <w:numFmt w:val="bullet"/>
+      <w:lvlText w:val=""/>
+      <w:lvlJc w:val="left"/>
+      <w:pPr>
+        <w:tabs>
+          <w:tab w:val="num" w:pos="720"/>
+        </w:tabs>
+        <w:ind w:left="720" w:hanging="360"/>
+      </w:pPr>
+      <w:rPr>
+        <w:rFonts w:ascii="Symbol" w:hAnsi="Symbol" w:hint="default"/>
+        <w:sz w:val="20"/>
+      </w:rPr>
+    </w:lvl>
+    <w:lvl w:ilvl="1" w:tentative="1">
+      <w:start w:val="1"/>
+      <w:numFmt w:val="bullet"/>
+      <w:lvlText w:val="o"/>
+      <w:lvlJc w:val="left"/>
+      <w:pPr>
+        <w:tabs>
+          <w:tab w:val="num" w:pos="1440"/>
+        </w:tabs>
+        <w:ind w:left="1440" w:hanging="360"/>
+      </w:pPr>
+      <w:rPr>
+        <w:rFonts w:ascii="Courier New" w:hAnsi="Courier New" w:hint="default"/>
+        <w:sz w:val="20"/>
+      </w:rPr>
+    </w:lvl>
+    <w:lvl w:ilvl="2" w:tentative="1">
+      <w:start w:val="1"/>
+      <w:numFmt w:val="bullet"/>
+      <w:lvlText w:val=""/>
+      <w:lvlJc w:val="left"/>
+      <w:pPr>
+        <w:tabs>
+          <w:tab w:val="num" w:pos="2160"/>
+        </w:tabs>
+        <w:ind w:left="2160" w:hanging="360"/>
+      </w:pPr>
+      <w:rPr>
+        <w:rFonts w:ascii="Wingdings" w:hAnsi="Wingdings" w:hint="default"/>
+        <w:sz w:val="20"/>
+      </w:rPr>
+    </w:lvl>
+    <w:lvl w:ilvl="3" w:tentative="1">
+      <w:start w:val="1"/>
+      <w:numFmt w:val="bullet"/>
+      <w:lvlText w:val=""/>
+      <w:lvlJc w:val="left"/>
+      <w:pPr>
+        <w:tabs>
+          <w:tab w:val="num" w:pos="2880"/>
+        </w:tabs>
+        <w:ind w:left="2880" w:hanging="360"/>
+      </w:pPr>
+      <w:rPr>
+        <w:rFonts w:ascii="Wingdings" w:hAnsi="Wingdings" w:hint="default"/>
+        <w:sz w:val="20"/>
+      </w:rPr>
+    </w:lvl>
+    <w:lvl w:ilvl="4" w:tentative="1">
+      <w:start w:val="1"/>
+      <w:numFmt w:val="bullet"/>
+      <w:lvlText w:val=""/>
+      <w:lvlJc w:val="left"/>
+      <w:pPr>
+        <w:tabs>
+          <w:tab w:val="num" w:pos="3600"/>
+        </w:tabs>
+        <w:ind w:left="3600" w:hanging="360"/>
+      </w:pPr>
+      <w:rPr>
+        <w:rFonts w:ascii="Wingdings" w:hAnsi="Wingdings" w:hint="default"/>
+        <w:sz w:val="20"/>
+      </w:rPr>
+    </w:lvl>
+    <w:lvl w:ilvl="5" w:tentative="1">
+      <w:start w:val="1"/>
+      <w:numFmt w:val="bullet"/>
+      <w:lvlText w:val=""/>
+      <w:lvlJc w:val="left"/>
+      <w:pPr>
+        <w:tabs>
+          <w:tab w:val="num" w:pos="4320"/>
+        </w:tabs>
+        <w:ind w:left="4320" w:hanging="360"/>
+      </w:pPr>
+      <w:rPr>
+        <w:rFonts w:ascii="Wingdings" w:hAnsi="Wingdings" w:hint="default"/>
+        <w:sz w:val="20"/>
+      </w:rPr>
+    </w:lvl>
+    <w:lvl w:ilvl="6" w:tentative="1">
+      <w:start w:val="1"/>
+      <w:numFmt w:val="bullet"/>
+      <w:lvlText w:val=""/>
+      <w:lvlJc w:val="left"/>
+      <w:pPr>
+        <w:tabs>
+          <w:tab w:val="num" w:pos="5040"/>
+        </w:tabs>
+        <w:ind w:left="5040" w:hanging="360"/>
+      </w:pPr>
+      <w:rPr>
+        <w:rFonts w:ascii="Wingdings" w:hAnsi="Wingdings" w:hint="default"/>
+        <w:sz w:val="20"/>
+      </w:rPr>
+    </w:lvl>
+    <w:lvl w:ilvl="7" w:tentative="1">
+      <w:start w:val="1"/>
+      <w:numFmt w:val="bullet"/>
+      <w:lvlText w:val=""/>
+      <w:lvlJc w:val="left"/>
+      <w:pPr>
+        <w:tabs>
+          <w:tab w:val="num" w:pos="5760"/>
+        </w:tabs>
+        <w:ind w:left="5760" w:hanging="360"/>
+      </w:pPr>
+      <w:rPr>
+        <w:rFonts w:ascii="Wingdings" w:hAnsi="Wingdings" w:hint="default"/>
+        <w:sz w:val="20"/>
+      </w:rPr>
+    </w:lvl>
+    <w:lvl w:ilvl="8" w:tentative="1">
+      <w:start w:val="1"/>
+      <w:numFmt w:val="bullet"/>
+      <w:lvlText w:val=""/>
+      <w:lvlJc w:val="left"/>
+      <w:pPr>
+        <w:tabs>
+          <w:tab w:val="num" w:pos="6480"/>
+        </w:tabs>
+        <w:ind w:left="6480" w:hanging="360"/>
+      </w:pPr>
+      <w:rPr>
+        <w:rFonts w:ascii="Wingdings" w:hAnsi="Wingdings" w:hint="default"/>
+        <w:sz w:val="20"/>
+      </w:rPr>
+    </w:lvl>
+  </w:abstractNum>
+  <w:abstractNum w:abstractNumId="19" w15:restartNumberingAfterBreak="0">
     <w:nsid w:val="1E1E23C6"/>
     <w:multiLevelType w:val="multilevel"/>
     <w:tmpl w:val="1332D3CE"/>
@@ -4264,7 +5250,156 @@
       </w:rPr>
     </w:lvl>
   </w:abstractNum>
-  <w:abstractNum w:abstractNumId="18" w15:restartNumberingAfterBreak="0">
+  <w:abstractNum w:abstractNumId="20" w15:restartNumberingAfterBreak="0">
+    <w:nsid w:val="1EC82208"/>
+    <w:multiLevelType w:val="multilevel"/>
+    <w:tmpl w:val="A42CA692"/>
+    <w:lvl w:ilvl="0">
+      <w:start w:val="1"/>
+      <w:numFmt w:val="bullet"/>
+      <w:lvlText w:val=""/>
+      <w:lvlJc w:val="left"/>
+      <w:pPr>
+        <w:tabs>
+          <w:tab w:val="num" w:pos="720"/>
+        </w:tabs>
+        <w:ind w:left="720" w:hanging="360"/>
+      </w:pPr>
+      <w:rPr>
+        <w:rFonts w:ascii="Symbol" w:hAnsi="Symbol" w:hint="default"/>
+        <w:sz w:val="20"/>
+      </w:rPr>
+    </w:lvl>
+    <w:lvl w:ilvl="1" w:tentative="1">
+      <w:start w:val="1"/>
+      <w:numFmt w:val="bullet"/>
+      <w:lvlText w:val="o"/>
+      <w:lvlJc w:val="left"/>
+      <w:pPr>
+        <w:tabs>
+          <w:tab w:val="num" w:pos="1440"/>
+        </w:tabs>
+        <w:ind w:left="1440" w:hanging="360"/>
+      </w:pPr>
+      <w:rPr>
+        <w:rFonts w:ascii="Courier New" w:hAnsi="Courier New" w:hint="default"/>
+        <w:sz w:val="20"/>
+      </w:rPr>
+    </w:lvl>
+    <w:lvl w:ilvl="2" w:tentative="1">
+      <w:start w:val="1"/>
+      <w:numFmt w:val="bullet"/>
+      <w:lvlText w:val=""/>
+      <w:lvlJc w:val="left"/>
+      <w:pPr>
+        <w:tabs>
+          <w:tab w:val="num" w:pos="2160"/>
+        </w:tabs>
+        <w:ind w:left="2160" w:hanging="360"/>
+      </w:pPr>
+      <w:rPr>
+        <w:rFonts w:ascii="Wingdings" w:hAnsi="Wingdings" w:hint="default"/>
+        <w:sz w:val="20"/>
+      </w:rPr>
+    </w:lvl>
+    <w:lvl w:ilvl="3" w:tentative="1">
+      <w:start w:val="1"/>
+      <w:numFmt w:val="bullet"/>
+      <w:lvlText w:val=""/>
+      <w:lvlJc w:val="left"/>
+      <w:pPr>
+        <w:tabs>
+          <w:tab w:val="num" w:pos="2880"/>
+        </w:tabs>
+        <w:ind w:left="2880" w:hanging="360"/>
+      </w:pPr>
+      <w:rPr>
+        <w:rFonts w:ascii="Wingdings" w:hAnsi="Wingdings" w:hint="default"/>
+        <w:sz w:val="20"/>
+      </w:rPr>
+    </w:lvl>
+    <w:lvl w:ilvl="4" w:tentative="1">
+      <w:start w:val="1"/>
+      <w:numFmt w:val="bullet"/>
+      <w:lvlText w:val=""/>
+      <w:lvlJc w:val="left"/>
+      <w:pPr>
+        <w:tabs>
+          <w:tab w:val="num" w:pos="3600"/>
+        </w:tabs>
+        <w:ind w:left="3600" w:hanging="360"/>
+      </w:pPr>
+      <w:rPr>
+        <w:rFonts w:ascii="Wingdings" w:hAnsi="Wingdings" w:hint="default"/>
+        <w:sz w:val="20"/>
+      </w:rPr>
+    </w:lvl>
+    <w:lvl w:ilvl="5" w:tentative="1">
+      <w:start w:val="1"/>
+      <w:numFmt w:val="bullet"/>
+      <w:lvlText w:val=""/>
+      <w:lvlJc w:val="left"/>
+      <w:pPr>
+        <w:tabs>
+          <w:tab w:val="num" w:pos="4320"/>
+        </w:tabs>
+        <w:ind w:left="4320" w:hanging="360"/>
+      </w:pPr>
+      <w:rPr>
+        <w:rFonts w:ascii="Wingdings" w:hAnsi="Wingdings" w:hint="default"/>
+        <w:sz w:val="20"/>
+      </w:rPr>
+    </w:lvl>
+    <w:lvl w:ilvl="6" w:tentative="1">
+      <w:start w:val="1"/>
+      <w:numFmt w:val="bullet"/>
+      <w:lvlText w:val=""/>
+      <w:lvlJc w:val="left"/>
+      <w:pPr>
+        <w:tabs>
+          <w:tab w:val="num" w:pos="5040"/>
+        </w:tabs>
+        <w:ind w:left="5040" w:hanging="360"/>
+      </w:pPr>
+      <w:rPr>
+        <w:rFonts w:ascii="Wingdings" w:hAnsi="Wingdings" w:hint="default"/>
+        <w:sz w:val="20"/>
+      </w:rPr>
+    </w:lvl>
+    <w:lvl w:ilvl="7" w:tentative="1">
+      <w:start w:val="1"/>
+      <w:numFmt w:val="bullet"/>
+      <w:lvlText w:val=""/>
+      <w:lvlJc w:val="left"/>
+      <w:pPr>
+        <w:tabs>
+          <w:tab w:val="num" w:pos="5760"/>
+        </w:tabs>
+        <w:ind w:left="5760" w:hanging="360"/>
+      </w:pPr>
+      <w:rPr>
+        <w:rFonts w:ascii="Wingdings" w:hAnsi="Wingdings" w:hint="default"/>
+        <w:sz w:val="20"/>
+      </w:rPr>
+    </w:lvl>
+    <w:lvl w:ilvl="8" w:tentative="1">
+      <w:start w:val="1"/>
+      <w:numFmt w:val="bullet"/>
+      <w:lvlText w:val=""/>
+      <w:lvlJc w:val="left"/>
+      <w:pPr>
+        <w:tabs>
+          <w:tab w:val="num" w:pos="6480"/>
+        </w:tabs>
+        <w:ind w:left="6480" w:hanging="360"/>
+      </w:pPr>
+      <w:rPr>
+        <w:rFonts w:ascii="Wingdings" w:hAnsi="Wingdings" w:hint="default"/>
+        <w:sz w:val="20"/>
+      </w:rPr>
+    </w:lvl>
+  </w:abstractNum>
+  <w:abstractNum w:abstractNumId="21" w15:restartNumberingAfterBreak="0">
     <w:nsid w:val="253F0841"/>
     <w:multiLevelType w:val="multilevel"/>
     <w:tmpl w:val="C3A043AE"/>
@@ -4413,7 +5548,7 @@
       </w:rPr>
     </w:lvl>
   </w:abstractNum>
-  <w:abstractNum w:abstractNumId="19" w15:restartNumberingAfterBreak="0">
+  <w:abstractNum w:abstractNumId="22" w15:restartNumberingAfterBreak="0">
     <w:nsid w:val="2AF36A60"/>
     <w:multiLevelType w:val="multilevel"/>
     <w:tmpl w:val="6A302072"/>
@@ -4562,7 +5697,7 @@
       </w:rPr>
     </w:lvl>
   </w:abstractNum>
-  <w:abstractNum w:abstractNumId="20" w15:restartNumberingAfterBreak="0">
+  <w:abstractNum w:abstractNumId="23" w15:restartNumberingAfterBreak="0">
     <w:nsid w:val="2F3F37FB"/>
     <w:multiLevelType w:val="multilevel"/>
     <w:tmpl w:val="8CB446B2"/>
@@ -4711,7 +5846,7 @@
       </w:rPr>
     </w:lvl>
   </w:abstractNum>
-  <w:abstractNum w:abstractNumId="21" w15:restartNumberingAfterBreak="0">
+  <w:abstractNum w:abstractNumId="24" w15:restartNumberingAfterBreak="0">
     <w:nsid w:val="3B707B02"/>
     <w:multiLevelType w:val="multilevel"/>
     <w:tmpl w:val="9282F92A"/>
@@ -4860,7 +5995,7 @@
       </w:rPr>
     </w:lvl>
   </w:abstractNum>
-  <w:abstractNum w:abstractNumId="22" w15:restartNumberingAfterBreak="0">
+  <w:abstractNum w:abstractNumId="25" w15:restartNumberingAfterBreak="0">
     <w:nsid w:val="45410259"/>
     <w:multiLevelType w:val="multilevel"/>
     <w:tmpl w:val="8CD66D44"/>
@@ -5009,7 +6144,7 @@
       </w:rPr>
     </w:lvl>
   </w:abstractNum>
-  <w:abstractNum w:abstractNumId="23" w15:restartNumberingAfterBreak="0">
+  <w:abstractNum w:abstractNumId="26" w15:restartNumberingAfterBreak="0">
     <w:nsid w:val="4FE843CA"/>
     <w:multiLevelType w:val="multilevel"/>
     <w:tmpl w:val="E3221F42"/>
@@ -5158,7 +6293,305 @@
       </w:rPr>
     </w:lvl>
   </w:abstractNum>
-  <w:abstractNum w:abstractNumId="24" w15:restartNumberingAfterBreak="0">
+  <w:abstractNum w:abstractNumId="27" w15:restartNumberingAfterBreak="0">
+    <w:nsid w:val="56EF6884"/>
+    <w:multiLevelType w:val="multilevel"/>
+    <w:tmpl w:val="E132E7D8"/>
+    <w:lvl w:ilvl="0">
+      <w:start w:val="1"/>
+      <w:numFmt w:val="bullet"/>
+      <w:lvlText w:val=""/>
+      <w:lvlJc w:val="left"/>
+      <w:pPr>
+        <w:tabs>
+          <w:tab w:val="num" w:pos="720"/>
+        </w:tabs>
+        <w:ind w:left="720" w:hanging="360"/>
+      </w:pPr>
+      <w:rPr>
+        <w:rFonts w:ascii="Symbol" w:hAnsi="Symbol" w:hint="default"/>
+        <w:sz w:val="20"/>
+      </w:rPr>
+    </w:lvl>
+    <w:lvl w:ilvl="1" w:tentative="1">
+      <w:start w:val="1"/>
+      <w:numFmt w:val="bullet"/>
+      <w:lvlText w:val="o"/>
+      <w:lvlJc w:val="left"/>
+      <w:pPr>
+        <w:tabs>
+          <w:tab w:val="num" w:pos="1440"/>
+        </w:tabs>
+        <w:ind w:left="1440" w:hanging="360"/>
+      </w:pPr>
+      <w:rPr>
+        <w:rFonts w:ascii="Courier New" w:hAnsi="Courier New" w:hint="default"/>
+        <w:sz w:val="20"/>
+      </w:rPr>
+    </w:lvl>
+    <w:lvl w:ilvl="2" w:tentative="1">
+      <w:start w:val="1"/>
+      <w:numFmt w:val="bullet"/>
+      <w:lvlText w:val=""/>
+      <w:lvlJc w:val="left"/>
+      <w:pPr>
+        <w:tabs>
+          <w:tab w:val="num" w:pos="2160"/>
+        </w:tabs>
+        <w:ind w:left="2160" w:hanging="360"/>
+      </w:pPr>
+      <w:rPr>
+        <w:rFonts w:ascii="Wingdings" w:hAnsi="Wingdings" w:hint="default"/>
+        <w:sz w:val="20"/>
+      </w:rPr>
+    </w:lvl>
+    <w:lvl w:ilvl="3" w:tentative="1">
+      <w:start w:val="1"/>
+      <w:numFmt w:val="bullet"/>
+      <w:lvlText w:val=""/>
+      <w:lvlJc w:val="left"/>
+      <w:pPr>
+        <w:tabs>
+          <w:tab w:val="num" w:pos="2880"/>
+        </w:tabs>
+        <w:ind w:left="2880" w:hanging="360"/>
+      </w:pPr>
+      <w:rPr>
+        <w:rFonts w:ascii="Wingdings" w:hAnsi="Wingdings" w:hint="default"/>
+        <w:sz w:val="20"/>
+      </w:rPr>
+    </w:lvl>
+    <w:lvl w:ilvl="4" w:tentative="1">
+      <w:start w:val="1"/>
+      <w:numFmt w:val="bullet"/>
+      <w:lvlText w:val=""/>
+      <w:lvlJc w:val="left"/>
+      <w:pPr>
+        <w:tabs>
+          <w:tab w:val="num" w:pos="3600"/>
+        </w:tabs>
+        <w:ind w:left="3600" w:hanging="360"/>
+      </w:pPr>
+      <w:rPr>
+        <w:rFonts w:ascii="Wingdings" w:hAnsi="Wingdings" w:hint="default"/>
+        <w:sz w:val="20"/>
+      </w:rPr>
+    </w:lvl>
+    <w:lvl w:ilvl="5" w:tentative="1">
+      <w:start w:val="1"/>
+      <w:numFmt w:val="bullet"/>
+      <w:lvlText w:val=""/>
+      <w:lvlJc w:val="left"/>
+      <w:pPr>
+        <w:tabs>
+          <w:tab w:val="num" w:pos="4320"/>
+        </w:tabs>
+        <w:ind w:left="4320" w:hanging="360"/>
+      </w:pPr>
+      <w:rPr>
+        <w:rFonts w:ascii="Wingdings" w:hAnsi="Wingdings" w:hint="default"/>
+        <w:sz w:val="20"/>
+      </w:rPr>
+    </w:lvl>
+    <w:lvl w:ilvl="6" w:tentative="1">
+      <w:start w:val="1"/>
+      <w:numFmt w:val="bullet"/>
+      <w:lvlText w:val=""/>
+      <w:lvlJc w:val="left"/>
+      <w:pPr>
+        <w:tabs>
+          <w:tab w:val="num" w:pos="5040"/>
+        </w:tabs>
+        <w:ind w:left="5040" w:hanging="360"/>
+      </w:pPr>
+      <w:rPr>
+        <w:rFonts w:ascii="Wingdings" w:hAnsi="Wingdings" w:hint="default"/>
+        <w:sz w:val="20"/>
+      </w:rPr>
+    </w:lvl>
+    <w:lvl w:ilvl="7" w:tentative="1">
+      <w:start w:val="1"/>
+      <w:numFmt w:val="bullet"/>
+      <w:lvlText w:val=""/>
+      <w:lvlJc w:val="left"/>
+      <w:pPr>
+        <w:tabs>
+          <w:tab w:val="num" w:pos="5760"/>
+        </w:tabs>
+        <w:ind w:left="5760" w:hanging="360"/>
+      </w:pPr>
+      <w:rPr>
+        <w:rFonts w:ascii="Wingdings" w:hAnsi="Wingdings" w:hint="default"/>
+        <w:sz w:val="20"/>
+      </w:rPr>
+    </w:lvl>
+    <w:lvl w:ilvl="8" w:tentative="1">
+      <w:start w:val="1"/>
+      <w:numFmt w:val="bullet"/>
+      <w:lvlText w:val=""/>
+      <w:lvlJc w:val="left"/>
+      <w:pPr>
+        <w:tabs>
+          <w:tab w:val="num" w:pos="6480"/>
+        </w:tabs>
+        <w:ind w:left="6480" w:hanging="360"/>
+      </w:pPr>
+      <w:rPr>
+        <w:rFonts w:ascii="Wingdings" w:hAnsi="Wingdings" w:hint="default"/>
+        <w:sz w:val="20"/>
+      </w:rPr>
+    </w:lvl>
+  </w:abstractNum>
+  <w:abstractNum w:abstractNumId="28" w15:restartNumberingAfterBreak="0">
+    <w:nsid w:val="591242B0"/>
+    <w:multiLevelType w:val="multilevel"/>
+    <w:tmpl w:val="3D5EAD82"/>
+    <w:lvl w:ilvl="0">
+      <w:start w:val="1"/>
+      <w:numFmt w:val="bullet"/>
+      <w:lvlText w:val=""/>
+      <w:lvlJc w:val="left"/>
+      <w:pPr>
+        <w:tabs>
+          <w:tab w:val="num" w:pos="720"/>
+        </w:tabs>
+        <w:ind w:left="720" w:hanging="360"/>
+      </w:pPr>
+      <w:rPr>
+        <w:rFonts w:ascii="Symbol" w:hAnsi="Symbol" w:hint="default"/>
+        <w:sz w:val="20"/>
+      </w:rPr>
+    </w:lvl>
+    <w:lvl w:ilvl="1" w:tentative="1">
+      <w:start w:val="1"/>
+      <w:numFmt w:val="bullet"/>
+      <w:lvlText w:val="o"/>
+      <w:lvlJc w:val="left"/>
+      <w:pPr>
+        <w:tabs>
+          <w:tab w:val="num" w:pos="1440"/>
+        </w:tabs>
+        <w:ind w:left="1440" w:hanging="360"/>
+      </w:pPr>
+      <w:rPr>
+        <w:rFonts w:ascii="Courier New" w:hAnsi="Courier New" w:hint="default"/>
+        <w:sz w:val="20"/>
+      </w:rPr>
+    </w:lvl>
+    <w:lvl w:ilvl="2" w:tentative="1">
+      <w:start w:val="1"/>
+      <w:numFmt w:val="bullet"/>
+      <w:lvlText w:val=""/>
+      <w:lvlJc w:val="left"/>
+      <w:pPr>
+        <w:tabs>
+          <w:tab w:val="num" w:pos="2160"/>
+        </w:tabs>
+        <w:ind w:left="2160" w:hanging="360"/>
+      </w:pPr>
+      <w:rPr>
+        <w:rFonts w:ascii="Wingdings" w:hAnsi="Wingdings" w:hint="default"/>
+        <w:sz w:val="20"/>
+      </w:rPr>
+    </w:lvl>
+    <w:lvl w:ilvl="3" w:tentative="1">
+      <w:start w:val="1"/>
+      <w:numFmt w:val="bullet"/>
+      <w:lvlText w:val=""/>
+      <w:lvlJc w:val="left"/>
+      <w:pPr>
+        <w:tabs>
+          <w:tab w:val="num" w:pos="2880"/>
+        </w:tabs>
+        <w:ind w:left="2880" w:hanging="360"/>
+      </w:pPr>
+      <w:rPr>
+        <w:rFonts w:ascii="Wingdings" w:hAnsi="Wingdings" w:hint="default"/>
+        <w:sz w:val="20"/>
+      </w:rPr>
+    </w:lvl>
+    <w:lvl w:ilvl="4" w:tentative="1">
+      <w:start w:val="1"/>
+      <w:numFmt w:val="bullet"/>
+      <w:lvlText w:val=""/>
+      <w:lvlJc w:val="left"/>
+      <w:pPr>
+        <w:tabs>
+          <w:tab w:val="num" w:pos="3600"/>
+        </w:tabs>
+        <w:ind w:left="3600" w:hanging="360"/>
+      </w:pPr>
+      <w:rPr>
+        <w:rFonts w:ascii="Wingdings" w:hAnsi="Wingdings" w:hint="default"/>
+        <w:sz w:val="20"/>
+      </w:rPr>
+    </w:lvl>
+    <w:lvl w:ilvl="5" w:tentative="1">
+      <w:start w:val="1"/>
+      <w:numFmt w:val="bullet"/>
+      <w:lvlText w:val=""/>
+      <w:lvlJc w:val="left"/>
+      <w:pPr>
+        <w:tabs>
+          <w:tab w:val="num" w:pos="4320"/>
+        </w:tabs>
+        <w:ind w:left="4320" w:hanging="360"/>
+      </w:pPr>
+      <w:rPr>
+        <w:rFonts w:ascii="Wingdings" w:hAnsi="Wingdings" w:hint="default"/>
+        <w:sz w:val="20"/>
+      </w:rPr>
+    </w:lvl>
+    <w:lvl w:ilvl="6" w:tentative="1">
+      <w:start w:val="1"/>
+      <w:numFmt w:val="bullet"/>
+      <w:lvlText w:val=""/>
+      <w:lvlJc w:val="left"/>
+      <w:pPr>
+        <w:tabs>
+          <w:tab w:val="num" w:pos="5040"/>
+        </w:tabs>
+        <w:ind w:left="5040" w:hanging="360"/>
+      </w:pPr>
+      <w:rPr>
+        <w:rFonts w:ascii="Wingdings" w:hAnsi="Wingdings" w:hint="default"/>
+        <w:sz w:val="20"/>
+      </w:rPr>
+    </w:lvl>
+    <w:lvl w:ilvl="7" w:tentative="1">
+      <w:start w:val="1"/>
+      <w:numFmt w:val="bullet"/>
+      <w:lvlText w:val=""/>
+      <w:lvlJc w:val="left"/>
+      <w:pPr>
+        <w:tabs>
+          <w:tab w:val="num" w:pos="5760"/>
+        </w:tabs>
+        <w:ind w:left="5760" w:hanging="360"/>
+      </w:pPr>
+      <w:rPr>
+        <w:rFonts w:ascii="Wingdings" w:hAnsi="Wingdings" w:hint="default"/>
+        <w:sz w:val="20"/>
+      </w:rPr>
+    </w:lvl>
+    <w:lvl w:ilvl="8" w:tentative="1">
+      <w:start w:val="1"/>
+      <w:numFmt w:val="bullet"/>
+      <w:lvlText w:val=""/>
+      <w:lvlJc w:val="left"/>
+      <w:pPr>
+        <w:tabs>
+          <w:tab w:val="num" w:pos="6480"/>
+        </w:tabs>
+        <w:ind w:left="6480" w:hanging="360"/>
+      </w:pPr>
+      <w:rPr>
+        <w:rFonts w:ascii="Wingdings" w:hAnsi="Wingdings" w:hint="default"/>
+        <w:sz w:val="20"/>
+      </w:rPr>
+    </w:lvl>
+  </w:abstractNum>
+  <w:abstractNum w:abstractNumId="29" w15:restartNumberingAfterBreak="0">
     <w:nsid w:val="70BC39AA"/>
     <w:multiLevelType w:val="multilevel"/>
     <w:tmpl w:val="017C5B7A"/>
@@ -5307,10 +6740,308 @@
       </w:rPr>
     </w:lvl>
   </w:abstractNum>
-  <w:abstractNum w:abstractNumId="25" w15:restartNumberingAfterBreak="0">
+  <w:abstractNum w:abstractNumId="30" w15:restartNumberingAfterBreak="0">
     <w:nsid w:val="74163701"/>
     <w:multiLevelType w:val="multilevel"/>
     <w:tmpl w:val="A1B8B680"/>
+    <w:lvl w:ilvl="0">
+      <w:start w:val="1"/>
+      <w:numFmt w:val="bullet"/>
+      <w:lvlText w:val=""/>
+      <w:lvlJc w:val="left"/>
+      <w:pPr>
+        <w:tabs>
+          <w:tab w:val="num" w:pos="720"/>
+        </w:tabs>
+        <w:ind w:left="720" w:hanging="360"/>
+      </w:pPr>
+      <w:rPr>
+        <w:rFonts w:ascii="Symbol" w:hAnsi="Symbol" w:hint="default"/>
+        <w:sz w:val="20"/>
+      </w:rPr>
+    </w:lvl>
+    <w:lvl w:ilvl="1" w:tentative="1">
+      <w:start w:val="1"/>
+      <w:numFmt w:val="bullet"/>
+      <w:lvlText w:val="o"/>
+      <w:lvlJc w:val="left"/>
+      <w:pPr>
+        <w:tabs>
+          <w:tab w:val="num" w:pos="1440"/>
+        </w:tabs>
+        <w:ind w:left="1440" w:hanging="360"/>
+      </w:pPr>
+      <w:rPr>
+        <w:rFonts w:ascii="Courier New" w:hAnsi="Courier New" w:hint="default"/>
+        <w:sz w:val="20"/>
+      </w:rPr>
+    </w:lvl>
+    <w:lvl w:ilvl="2" w:tentative="1">
+      <w:start w:val="1"/>
+      <w:numFmt w:val="bullet"/>
+      <w:lvlText w:val=""/>
+      <w:lvlJc w:val="left"/>
+      <w:pPr>
+        <w:tabs>
+          <w:tab w:val="num" w:pos="2160"/>
+        </w:tabs>
+        <w:ind w:left="2160" w:hanging="360"/>
+      </w:pPr>
+      <w:rPr>
+        <w:rFonts w:ascii="Wingdings" w:hAnsi="Wingdings" w:hint="default"/>
+        <w:sz w:val="20"/>
+      </w:rPr>
+    </w:lvl>
+    <w:lvl w:ilvl="3" w:tentative="1">
+      <w:start w:val="1"/>
+      <w:numFmt w:val="bullet"/>
+      <w:lvlText w:val=""/>
+      <w:lvlJc w:val="left"/>
+      <w:pPr>
+        <w:tabs>
+          <w:tab w:val="num" w:pos="2880"/>
+        </w:tabs>
+        <w:ind w:left="2880" w:hanging="360"/>
+      </w:pPr>
+      <w:rPr>
+        <w:rFonts w:ascii="Wingdings" w:hAnsi="Wingdings" w:hint="default"/>
+        <w:sz w:val="20"/>
+      </w:rPr>
+    </w:lvl>
+    <w:lvl w:ilvl="4" w:tentative="1">
+      <w:start w:val="1"/>
+      <w:numFmt w:val="bullet"/>
+      <w:lvlText w:val=""/>
+      <w:lvlJc w:val="left"/>
+      <w:pPr>
+        <w:tabs>
+          <w:tab w:val="num" w:pos="3600"/>
+        </w:tabs>
+        <w:ind w:left="3600" w:hanging="360"/>
+      </w:pPr>
+      <w:rPr>
+        <w:rFonts w:ascii="Wingdings" w:hAnsi="Wingdings" w:hint="default"/>
+        <w:sz w:val="20"/>
+      </w:rPr>
+    </w:lvl>
+    <w:lvl w:ilvl="5" w:tentative="1">
+      <w:start w:val="1"/>
+      <w:numFmt w:val="bullet"/>
+      <w:lvlText w:val=""/>
+      <w:lvlJc w:val="left"/>
+      <w:pPr>
+        <w:tabs>
+          <w:tab w:val="num" w:pos="4320"/>
+        </w:tabs>
+        <w:ind w:left="4320" w:hanging="360"/>
+      </w:pPr>
+      <w:rPr>
+        <w:rFonts w:ascii="Wingdings" w:hAnsi="Wingdings" w:hint="default"/>
+        <w:sz w:val="20"/>
+      </w:rPr>
+    </w:lvl>
+    <w:lvl w:ilvl="6" w:tentative="1">
+      <w:start w:val="1"/>
+      <w:numFmt w:val="bullet"/>
+      <w:lvlText w:val=""/>
+      <w:lvlJc w:val="left"/>
+      <w:pPr>
+        <w:tabs>
+          <w:tab w:val="num" w:pos="5040"/>
+        </w:tabs>
+        <w:ind w:left="5040" w:hanging="360"/>
+      </w:pPr>
+      <w:rPr>
+        <w:rFonts w:ascii="Wingdings" w:hAnsi="Wingdings" w:hint="default"/>
+        <w:sz w:val="20"/>
+      </w:rPr>
+    </w:lvl>
+    <w:lvl w:ilvl="7" w:tentative="1">
+      <w:start w:val="1"/>
+      <w:numFmt w:val="bullet"/>
+      <w:lvlText w:val=""/>
+      <w:lvlJc w:val="left"/>
+      <w:pPr>
+        <w:tabs>
+          <w:tab w:val="num" w:pos="5760"/>
+        </w:tabs>
+        <w:ind w:left="5760" w:hanging="360"/>
+      </w:pPr>
+      <w:rPr>
+        <w:rFonts w:ascii="Wingdings" w:hAnsi="Wingdings" w:hint="default"/>
+        <w:sz w:val="20"/>
+      </w:rPr>
+    </w:lvl>
+    <w:lvl w:ilvl="8" w:tentative="1">
+      <w:start w:val="1"/>
+      <w:numFmt w:val="bullet"/>
+      <w:lvlText w:val=""/>
+      <w:lvlJc w:val="left"/>
+      <w:pPr>
+        <w:tabs>
+          <w:tab w:val="num" w:pos="6480"/>
+        </w:tabs>
+        <w:ind w:left="6480" w:hanging="360"/>
+      </w:pPr>
+      <w:rPr>
+        <w:rFonts w:ascii="Wingdings" w:hAnsi="Wingdings" w:hint="default"/>
+        <w:sz w:val="20"/>
+      </w:rPr>
+    </w:lvl>
+  </w:abstractNum>
+  <w:abstractNum w:abstractNumId="31" w15:restartNumberingAfterBreak="0">
+    <w:nsid w:val="7B640E59"/>
+    <w:multiLevelType w:val="multilevel"/>
+    <w:tmpl w:val="1DB27868"/>
+    <w:lvl w:ilvl="0">
+      <w:start w:val="1"/>
+      <w:numFmt w:val="bullet"/>
+      <w:lvlText w:val=""/>
+      <w:lvlJc w:val="left"/>
+      <w:pPr>
+        <w:tabs>
+          <w:tab w:val="num" w:pos="720"/>
+        </w:tabs>
+        <w:ind w:left="720" w:hanging="360"/>
+      </w:pPr>
+      <w:rPr>
+        <w:rFonts w:ascii="Symbol" w:hAnsi="Symbol" w:hint="default"/>
+        <w:sz w:val="20"/>
+      </w:rPr>
+    </w:lvl>
+    <w:lvl w:ilvl="1" w:tentative="1">
+      <w:start w:val="1"/>
+      <w:numFmt w:val="bullet"/>
+      <w:lvlText w:val="o"/>
+      <w:lvlJc w:val="left"/>
+      <w:pPr>
+        <w:tabs>
+          <w:tab w:val="num" w:pos="1440"/>
+        </w:tabs>
+        <w:ind w:left="1440" w:hanging="360"/>
+      </w:pPr>
+      <w:rPr>
+        <w:rFonts w:ascii="Courier New" w:hAnsi="Courier New" w:hint="default"/>
+        <w:sz w:val="20"/>
+      </w:rPr>
+    </w:lvl>
+    <w:lvl w:ilvl="2" w:tentative="1">
+      <w:start w:val="1"/>
+      <w:numFmt w:val="bullet"/>
+      <w:lvlText w:val=""/>
+      <w:lvlJc w:val="left"/>
+      <w:pPr>
+        <w:tabs>
+          <w:tab w:val="num" w:pos="2160"/>
+        </w:tabs>
+        <w:ind w:left="2160" w:hanging="360"/>
+      </w:pPr>
+      <w:rPr>
+        <w:rFonts w:ascii="Wingdings" w:hAnsi="Wingdings" w:hint="default"/>
+        <w:sz w:val="20"/>
+      </w:rPr>
+    </w:lvl>
+    <w:lvl w:ilvl="3" w:tentative="1">
+      <w:start w:val="1"/>
+      <w:numFmt w:val="bullet"/>
+      <w:lvlText w:val=""/>
+      <w:lvlJc w:val="left"/>
+      <w:pPr>
+        <w:tabs>
+          <w:tab w:val="num" w:pos="2880"/>
+        </w:tabs>
+        <w:ind w:left="2880" w:hanging="360"/>
+      </w:pPr>
+      <w:rPr>
+        <w:rFonts w:ascii="Wingdings" w:hAnsi="Wingdings" w:hint="default"/>
+        <w:sz w:val="20"/>
+      </w:rPr>
+    </w:lvl>
+    <w:lvl w:ilvl="4" w:tentative="1">
+      <w:start w:val="1"/>
+      <w:numFmt w:val="bullet"/>
+      <w:lvlText w:val=""/>
+      <w:lvlJc w:val="left"/>
+      <w:pPr>
+        <w:tabs>
+          <w:tab w:val="num" w:pos="3600"/>
+        </w:tabs>
+        <w:ind w:left="3600" w:hanging="360"/>
+      </w:pPr>
+      <w:rPr>
+        <w:rFonts w:ascii="Wingdings" w:hAnsi="Wingdings" w:hint="default"/>
+        <w:sz w:val="20"/>
+      </w:rPr>
+    </w:lvl>
+    <w:lvl w:ilvl="5" w:tentative="1">
+      <w:start w:val="1"/>
+      <w:numFmt w:val="bullet"/>
+      <w:lvlText w:val=""/>
+      <w:lvlJc w:val="left"/>
+      <w:pPr>
+        <w:tabs>
+          <w:tab w:val="num" w:pos="4320"/>
+        </w:tabs>
+        <w:ind w:left="4320" w:hanging="360"/>
+      </w:pPr>
+      <w:rPr>
+        <w:rFonts w:ascii="Wingdings" w:hAnsi="Wingdings" w:hint="default"/>
+        <w:sz w:val="20"/>
+      </w:rPr>
+    </w:lvl>
+    <w:lvl w:ilvl="6" w:tentative="1">
+      <w:start w:val="1"/>
+      <w:numFmt w:val="bullet"/>
+      <w:lvlText w:val=""/>
+      <w:lvlJc w:val="left"/>
+      <w:pPr>
+        <w:tabs>
+          <w:tab w:val="num" w:pos="5040"/>
+        </w:tabs>
+        <w:ind w:left="5040" w:hanging="360"/>
+      </w:pPr>
+      <w:rPr>
+        <w:rFonts w:ascii="Wingdings" w:hAnsi="Wingdings" w:hint="default"/>
+        <w:sz w:val="20"/>
+      </w:rPr>
+    </w:lvl>
+    <w:lvl w:ilvl="7" w:tentative="1">
+      <w:start w:val="1"/>
+      <w:numFmt w:val="bullet"/>
+      <w:lvlText w:val=""/>
+      <w:lvlJc w:val="left"/>
+      <w:pPr>
+        <w:tabs>
+          <w:tab w:val="num" w:pos="5760"/>
+        </w:tabs>
+        <w:ind w:left="5760" w:hanging="360"/>
+      </w:pPr>
+      <w:rPr>
+        <w:rFonts w:ascii="Wingdings" w:hAnsi="Wingdings" w:hint="default"/>
+        <w:sz w:val="20"/>
+      </w:rPr>
+    </w:lvl>
+    <w:lvl w:ilvl="8" w:tentative="1">
+      <w:start w:val="1"/>
+      <w:numFmt w:val="bullet"/>
+      <w:lvlText w:val=""/>
+      <w:lvlJc w:val="left"/>
+      <w:pPr>
+        <w:tabs>
+          <w:tab w:val="num" w:pos="6480"/>
+        </w:tabs>
+        <w:ind w:left="6480" w:hanging="360"/>
+      </w:pPr>
+      <w:rPr>
+        <w:rFonts w:ascii="Wingdings" w:hAnsi="Wingdings" w:hint="default"/>
+        <w:sz w:val="20"/>
+      </w:rPr>
+    </w:lvl>
+  </w:abstractNum>
+  <w:abstractNum w:abstractNumId="32" w15:restartNumberingAfterBreak="0">
+    <w:nsid w:val="7CB873C5"/>
+    <w:multiLevelType w:val="multilevel"/>
+    <w:tmpl w:val="50EAA1E0"/>
     <w:lvl w:ilvl="0">
       <w:start w:val="1"/>
       <w:numFmt w:val="bullet"/>
@@ -5484,55 +7215,76 @@
     <w:abstractNumId w:val="0"/>
   </w:num>
   <w:num w:numId="10" w16cid:durableId="437263591">
-    <w:abstractNumId w:val="10"/>
+    <w:abstractNumId w:val="11"/>
   </w:num>
   <w:num w:numId="11" w16cid:durableId="1881479246">
-    <w:abstractNumId w:val="25"/>
+    <w:abstractNumId w:val="30"/>
   </w:num>
   <w:num w:numId="12" w16cid:durableId="456337127">
-    <w:abstractNumId w:val="13"/>
+    <w:abstractNumId w:val="14"/>
   </w:num>
   <w:num w:numId="13" w16cid:durableId="1166552433">
-    <w:abstractNumId w:val="20"/>
+    <w:abstractNumId w:val="23"/>
   </w:num>
   <w:num w:numId="14" w16cid:durableId="1224021111">
-    <w:abstractNumId w:val="11"/>
+    <w:abstractNumId w:val="12"/>
   </w:num>
   <w:num w:numId="15" w16cid:durableId="1350331967">
-    <w:abstractNumId w:val="14"/>
+    <w:abstractNumId w:val="15"/>
   </w:num>
   <w:num w:numId="16" w16cid:durableId="994803469">
+    <w:abstractNumId w:val="17"/>
+  </w:num>
+  <w:num w:numId="17" w16cid:durableId="1853059010">
+    <w:abstractNumId w:val="29"/>
+  </w:num>
+  <w:num w:numId="18" w16cid:durableId="746266202">
+    <w:abstractNumId w:val="24"/>
+  </w:num>
+  <w:num w:numId="19" w16cid:durableId="462500031">
+    <w:abstractNumId w:val="19"/>
+  </w:num>
+  <w:num w:numId="20" w16cid:durableId="1395547238">
+    <w:abstractNumId w:val="26"/>
+  </w:num>
+  <w:num w:numId="21" w16cid:durableId="71436869">
     <w:abstractNumId w:val="16"/>
   </w:num>
-  <w:num w:numId="17" w16cid:durableId="1853059010">
-    <w:abstractNumId w:val="24"/>
-  </w:num>
-  <w:num w:numId="18" w16cid:durableId="746266202">
+  <w:num w:numId="22" w16cid:durableId="1638611279">
     <w:abstractNumId w:val="21"/>
   </w:num>
-  <w:num w:numId="19" w16cid:durableId="462500031">
-    <w:abstractNumId w:val="17"/>
-  </w:num>
-  <w:num w:numId="20" w16cid:durableId="1395547238">
-    <w:abstractNumId w:val="23"/>
-  </w:num>
-  <w:num w:numId="21" w16cid:durableId="71436869">
-    <w:abstractNumId w:val="15"/>
-  </w:num>
-  <w:num w:numId="22" w16cid:durableId="1638611279">
-    <w:abstractNumId w:val="18"/>
-  </w:num>
   <w:num w:numId="23" w16cid:durableId="382947416">
-    <w:abstractNumId w:val="22"/>
+    <w:abstractNumId w:val="25"/>
   </w:num>
   <w:num w:numId="24" w16cid:durableId="1377506755">
     <w:abstractNumId w:val="9"/>
   </w:num>
   <w:num w:numId="25" w16cid:durableId="390546449">
-    <w:abstractNumId w:val="12"/>
+    <w:abstractNumId w:val="13"/>
   </w:num>
   <w:num w:numId="26" w16cid:durableId="4328945">
-    <w:abstractNumId w:val="19"/>
+    <w:abstractNumId w:val="22"/>
+  </w:num>
+  <w:num w:numId="27" w16cid:durableId="1592160643">
+    <w:abstractNumId w:val="18"/>
+  </w:num>
+  <w:num w:numId="28" w16cid:durableId="285552571">
+    <w:abstractNumId w:val="10"/>
+  </w:num>
+  <w:num w:numId="29" w16cid:durableId="121458346">
+    <w:abstractNumId w:val="27"/>
+  </w:num>
+  <w:num w:numId="30" w16cid:durableId="1771855117">
+    <w:abstractNumId w:val="31"/>
+  </w:num>
+  <w:num w:numId="31" w16cid:durableId="983044282">
+    <w:abstractNumId w:val="32"/>
+  </w:num>
+  <w:num w:numId="32" w16cid:durableId="1931497549">
+    <w:abstractNumId w:val="28"/>
+  </w:num>
+  <w:num w:numId="33" w16cid:durableId="1467969073">
+    <w:abstractNumId w:val="20"/>
   </w:num>
 </w:numbering>
 </file>
